--- a/Day2安全审计报告.docx
+++ b/Day2安全审计报告.docx
@@ -28,7 +28,7 @@
           <w:color w:val="555555"/>
           <w:sz w:val="32"/>
         </w:rPr>
-        <w:t>Flask 用户管理系统（Day2 仓库）</w:t>
+        <w:t>Flask 用户管理系统（Day2）</w:t>
       </w:r>
     </w:p>
     <w:p/>
@@ -40,11 +40,11 @@
         <w:rPr>
           <w:sz w:val="24"/>
         </w:rPr>
-        <w:t>笨笨 · AI 安全审计 2026</w:t>
+        <w:t>小e · 安全审计 2026</w:t>
         <w:br/>
         <w:t>审计版本：V2.0（安全加固版）</w:t>
         <w:br/>
-        <w:t>仓库地址：https://github.com/ee0817/Day2</w:t>
+        <w:t>仓库：https://github.com/ee0817/Day2</w:t>
       </w:r>
     </w:p>
     <w:p>
@@ -95,7 +95,7 @@
     </w:p>
     <w:p>
       <w:r>
-        <w:t>7. 最终代码交付清单</w:t>
+        <w:t>7. 最终交付清单</w:t>
       </w:r>
     </w:p>
     <w:p>
@@ -121,12 +121,12 @@
     </w:p>
     <w:p>
       <w:r>
-        <w:t>本报告对 Flask 用户管理系统（Day2 仓库）进行独立安全审计与修复验证。该项目初始版本存在多项严重安全漏洞，包括密码明文存储、硬编码加密密钥、调试模式暴露、CSRF 防护缺失等，共识别出 11 项独立漏洞维度，最高 CVSS 评分 9.8（严重级）。</w:t>
+        <w:t>本报告对 Flask 用户管理系统（Day2 仓库）进行安全审计与修复验证。初始版本存在密码明文存储、Secret Key 硬编码、调试模式暴露、CSRF 防护缺失等多项严重漏洞，共识别出 11 项独立漏洞维度，最高 CVSS 评分 9.8（严重级）。</w:t>
       </w:r>
     </w:p>
     <w:p>
       <w:r>
-        <w:t>修复后版本（V2.0）已具备完整的安全防护体系：密码慢哈希加盐存储、CSRF 防护、登录频率限制、安全响应头、Session Cookie 加固、审计日志记录、最小化数据暴露、输入数据过滤等。</w:t>
+        <w:t>修复后版本（V2.0）已具备完整安全防护：密码慢哈希加盐存储、CSRF 防护、登录频率限制、安全响应头、Session Cookie 加固、审计日志记录、最小化数据暴露、输入数据过滤。</w:t>
       </w:r>
     </w:p>
     <w:p>
@@ -137,7 +137,7 @@
         <w:rPr>
           <w:color w:val="1A1A2E"/>
         </w:rPr>
-        <w:t>应用技术栈</w:t>
+        <w:t>技术栈</w:t>
       </w:r>
     </w:p>
     <w:tbl>
@@ -255,7 +255,7 @@
           </w:tcPr>
           <w:p>
             <w:r>
-              <w:t>Jinja2 模板 + CSS</w:t>
+              <w:t>Jinja2 模板</w:t>
             </w:r>
           </w:p>
         </w:tc>
@@ -297,17 +297,17 @@
     </w:p>
     <w:p>
       <w:r>
-        <w:t>本次审计采用白盒代码审计与功能性验证相结合的方式，覆盖应用的完整源代码、模板文件和静态资源。</w:t>
+        <w:t>本次审计采用白盒代码审计与功能性验证相结合的方式，覆盖应用完整源代码、模板文件和配置。</w:t>
       </w:r>
     </w:p>
     <w:p>
       <w:r>
-        <w:t>审计范围包括：app.py（Flask 应用主逻辑）、templates/（全部 Jinja2 模板文件）、static/style.css（样式文件）、仓库配置文件和依赖清单。</w:t>
+        <w:t>审计范围包括：应用主逻辑（app.py）、全部模板文件、样式文件、依赖配置。</w:t>
       </w:r>
     </w:p>
     <w:p>
       <w:r>
-        <w:t>审计方法涵盖：白盒逐行代码审计、HTTP 请求/响应分析验证信息泄露、自动化测试脚本验证安全控制是否生效、会话伪造测试验证 Secret Key 强度、暴力破解模拟验证登录限流机制。</w:t>
+        <w:t>审计方法：白盒逐行审计、HTTP 请求/响应分析、自动化测试脚本验证、会话伪造测试、暴力破解模拟。</w:t>
       </w:r>
     </w:p>
     <w:p>
@@ -328,7 +328,7 @@
     </w:p>
     <w:p>
       <w:r>
-        <w:t>通过完整审计，共发现 11 项独立安全漏洞，覆盖 OWASP Top 10 多个类别。</w:t>
+        <w:t>审计共发现 11 项独立安全漏洞，覆盖 OWASP Top 10 多个类别。</w:t>
       </w:r>
     </w:p>
     <w:tbl>
@@ -338,17 +338,16 @@
         <w:tblLook w:firstColumn="1" w:firstRow="1" w:lastColumn="0" w:lastRow="0" w:noHBand="0" w:noVBand="1" w:val="04A0"/>
       </w:tblPr>
       <w:tblGrid>
-        <w:gridCol w:w="1440"/>
-        <w:gridCol w:w="1440"/>
-        <w:gridCol w:w="1440"/>
-        <w:gridCol w:w="1440"/>
-        <w:gridCol w:w="1440"/>
-        <w:gridCol w:w="1440"/>
+        <w:gridCol w:w="1728"/>
+        <w:gridCol w:w="1728"/>
+        <w:gridCol w:w="1728"/>
+        <w:gridCol w:w="1728"/>
+        <w:gridCol w:w="1728"/>
       </w:tblGrid>
       <w:tr>
         <w:tc>
           <w:tcPr>
-            <w:tcW w:type="dxa" w:w="1440"/>
+            <w:tcW w:type="dxa" w:w="1728"/>
           </w:tcPr>
           <w:p>
             <w:r>
@@ -358,7 +357,7 @@
         </w:tc>
         <w:tc>
           <w:tcPr>
-            <w:tcW w:type="dxa" w:w="1440"/>
+            <w:tcW w:type="dxa" w:w="1728"/>
           </w:tcPr>
           <w:p>
             <w:r>
@@ -368,7 +367,7 @@
         </w:tc>
         <w:tc>
           <w:tcPr>
-            <w:tcW w:type="dxa" w:w="1440"/>
+            <w:tcW w:type="dxa" w:w="1728"/>
           </w:tcPr>
           <w:p>
             <w:r>
@@ -378,17 +377,7 @@
         </w:tc>
         <w:tc>
           <w:tcPr>
-            <w:tcW w:type="dxa" w:w="1440"/>
-          </w:tcPr>
-          <w:p>
-            <w:r>
-              <w:t>CVSS</w:t>
-            </w:r>
-          </w:p>
-        </w:tc>
-        <w:tc>
-          <w:tcPr>
-            <w:tcW w:type="dxa" w:w="1440"/>
+            <w:tcW w:type="dxa" w:w="1728"/>
           </w:tcPr>
           <w:p>
             <w:r>
@@ -398,11 +387,11 @@
         </w:tc>
         <w:tc>
           <w:tcPr>
-            <w:tcW w:type="dxa" w:w="1440"/>
+            <w:tcW w:type="dxa" w:w="1728"/>
           </w:tcPr>
           <w:p>
             <w:r>
-              <w:t>简要描述</w:t>
+              <w:t>描述</w:t>
             </w:r>
           </w:p>
         </w:tc>
@@ -410,7 +399,7 @@
       <w:tr>
         <w:tc>
           <w:tcPr>
-            <w:tcW w:type="dxa" w:w="1440"/>
+            <w:tcW w:type="dxa" w:w="1728"/>
           </w:tcPr>
           <w:p>
             <w:r>
@@ -420,17 +409,17 @@
         </w:tc>
         <w:tc>
           <w:tcPr>
-            <w:tcW w:type="dxa" w:w="1440"/>
+            <w:tcW w:type="dxa" w:w="1728"/>
           </w:tcPr>
           <w:p>
             <w:r>
-              <w:t>密码明文存储与传输</w:t>
+              <w:t>密码明文存储</w:t>
             </w:r>
           </w:p>
         </w:tc>
         <w:tc>
           <w:tcPr>
-            <w:tcW w:type="dxa" w:w="1440"/>
+            <w:tcW w:type="dxa" w:w="1728"/>
           </w:tcPr>
           <w:p>
             <w:r>
@@ -440,17 +429,7 @@
         </w:tc>
         <w:tc>
           <w:tcPr>
-            <w:tcW w:type="dxa" w:w="1440"/>
-          </w:tcPr>
-          <w:p>
-            <w:r>
-              <w:t>9.8</w:t>
-            </w:r>
-          </w:p>
-        </w:tc>
-        <w:tc>
-          <w:tcPr>
-            <w:tcW w:type="dxa" w:w="1440"/>
+            <w:tcW w:type="dxa" w:w="1728"/>
           </w:tcPr>
           <w:p>
             <w:r>
@@ -460,11 +439,11 @@
         </w:tc>
         <w:tc>
           <w:tcPr>
-            <w:tcW w:type="dxa" w:w="1440"/>
+            <w:tcW w:type="dxa" w:w="1728"/>
           </w:tcPr>
           <w:p>
             <w:r>
-              <w:t>USERS 字典中密码以纯文本存储，登录直接 == 比对，抓包即可获取明文</w:t>
+              <w:t>密码以明文存储在字典中，登录 == 比较</w:t>
             </w:r>
           </w:p>
         </w:tc>
@@ -472,7 +451,7 @@
       <w:tr>
         <w:tc>
           <w:tcPr>
-            <w:tcW w:type="dxa" w:w="1440"/>
+            <w:tcW w:type="dxa" w:w="1728"/>
           </w:tcPr>
           <w:p>
             <w:r>
@@ -482,7 +461,7 @@
         </w:tc>
         <w:tc>
           <w:tcPr>
-            <w:tcW w:type="dxa" w:w="1440"/>
+            <w:tcW w:type="dxa" w:w="1728"/>
           </w:tcPr>
           <w:p>
             <w:r>
@@ -492,7 +471,7 @@
         </w:tc>
         <w:tc>
           <w:tcPr>
-            <w:tcW w:type="dxa" w:w="1440"/>
+            <w:tcW w:type="dxa" w:w="1728"/>
           </w:tcPr>
           <w:p>
             <w:r>
@@ -502,17 +481,7 @@
         </w:tc>
         <w:tc>
           <w:tcPr>
-            <w:tcW w:type="dxa" w:w="1440"/>
-          </w:tcPr>
-          <w:p>
-            <w:r>
-              <w:t>9.8</w:t>
-            </w:r>
-          </w:p>
-        </w:tc>
-        <w:tc>
-          <w:tcPr>
-            <w:tcW w:type="dxa" w:w="1440"/>
+            <w:tcW w:type="dxa" w:w="1728"/>
           </w:tcPr>
           <w:p>
             <w:r>
@@ -522,11 +491,11 @@
         </w:tc>
         <w:tc>
           <w:tcPr>
-            <w:tcW w:type="dxa" w:w="1440"/>
+            <w:tcW w:type="dxa" w:w="1728"/>
           </w:tcPr>
           <w:p>
             <w:r>
-              <w:t>app.secret_key = "dev-key-2025"，可伪造任意 session cookie</w:t>
+              <w:t>app.secret_key = "dev-key-2025"</w:t>
             </w:r>
           </w:p>
         </w:tc>
@@ -534,7 +503,7 @@
       <w:tr>
         <w:tc>
           <w:tcPr>
-            <w:tcW w:type="dxa" w:w="1440"/>
+            <w:tcW w:type="dxa" w:w="1728"/>
           </w:tcPr>
           <w:p>
             <w:r>
@@ -544,7 +513,7 @@
         </w:tc>
         <w:tc>
           <w:tcPr>
-            <w:tcW w:type="dxa" w:w="1440"/>
+            <w:tcW w:type="dxa" w:w="1728"/>
           </w:tcPr>
           <w:p>
             <w:r>
@@ -554,7 +523,7 @@
         </w:tc>
         <w:tc>
           <w:tcPr>
-            <w:tcW w:type="dxa" w:w="1440"/>
+            <w:tcW w:type="dxa" w:w="1728"/>
           </w:tcPr>
           <w:p>
             <w:r>
@@ -564,17 +533,7 @@
         </w:tc>
         <w:tc>
           <w:tcPr>
-            <w:tcW w:type="dxa" w:w="1440"/>
-          </w:tcPr>
-          <w:p>
-            <w:r>
-              <w:t>8.6</w:t>
-            </w:r>
-          </w:p>
-        </w:tc>
-        <w:tc>
-          <w:tcPr>
-            <w:tcW w:type="dxa" w:w="1440"/>
+            <w:tcW w:type="dxa" w:w="1728"/>
           </w:tcPr>
           <w:p>
             <w:r>
@@ -584,11 +543,11 @@
         </w:tc>
         <w:tc>
           <w:tcPr>
-            <w:tcW w:type="dxa" w:w="1440"/>
+            <w:tcW w:type="dxa" w:w="1728"/>
           </w:tcPr>
           <w:p>
             <w:r>
-              <w:t>login.html 注释直接写明 admin/admin123</w:t>
+              <w:t>登录页注释写明 admin/admin123</w:t>
             </w:r>
           </w:p>
         </w:tc>
@@ -596,7 +555,7 @@
       <w:tr>
         <w:tc>
           <w:tcPr>
-            <w:tcW w:type="dxa" w:w="1440"/>
+            <w:tcW w:type="dxa" w:w="1728"/>
           </w:tcPr>
           <w:p>
             <w:r>
@@ -606,7 +565,7 @@
         </w:tc>
         <w:tc>
           <w:tcPr>
-            <w:tcW w:type="dxa" w:w="1440"/>
+            <w:tcW w:type="dxa" w:w="1728"/>
           </w:tcPr>
           <w:p>
             <w:r>
@@ -616,7 +575,7 @@
         </w:tc>
         <w:tc>
           <w:tcPr>
-            <w:tcW w:type="dxa" w:w="1440"/>
+            <w:tcW w:type="dxa" w:w="1728"/>
           </w:tcPr>
           <w:p>
             <w:r>
@@ -626,17 +585,7 @@
         </w:tc>
         <w:tc>
           <w:tcPr>
-            <w:tcW w:type="dxa" w:w="1440"/>
-          </w:tcPr>
-          <w:p>
-            <w:r>
-              <w:t>7.5</w:t>
-            </w:r>
-          </w:p>
-        </w:tc>
-        <w:tc>
-          <w:tcPr>
-            <w:tcW w:type="dxa" w:w="1440"/>
+            <w:tcW w:type="dxa" w:w="1728"/>
           </w:tcPr>
           <w:p>
             <w:r>
@@ -646,11 +595,11 @@
         </w:tc>
         <w:tc>
           <w:tcPr>
-            <w:tcW w:type="dxa" w:w="1440"/>
+            <w:tcW w:type="dxa" w:w="1728"/>
           </w:tcPr>
           <w:p>
             <w:r>
-              <w:t>登录后 index.html 直接渲染 {{ user.password }}</w:t>
+              <w:t>{{ user.password }} 渲染到页面</w:t>
             </w:r>
           </w:p>
         </w:tc>
@@ -658,7 +607,7 @@
       <w:tr>
         <w:tc>
           <w:tcPr>
-            <w:tcW w:type="dxa" w:w="1440"/>
+            <w:tcW w:type="dxa" w:w="1728"/>
           </w:tcPr>
           <w:p>
             <w:r>
@@ -668,17 +617,17 @@
         </w:tc>
         <w:tc>
           <w:tcPr>
-            <w:tcW w:type="dxa" w:w="1440"/>
+            <w:tcW w:type="dxa" w:w="1728"/>
           </w:tcPr>
           <w:p>
             <w:r>
-              <w:t>Debug模式暴露</w:t>
+              <w:t>Debug 模式暴露</w:t>
             </w:r>
           </w:p>
         </w:tc>
         <w:tc>
           <w:tcPr>
-            <w:tcW w:type="dxa" w:w="1440"/>
+            <w:tcW w:type="dxa" w:w="1728"/>
           </w:tcPr>
           <w:p>
             <w:r>
@@ -688,17 +637,7 @@
         </w:tc>
         <w:tc>
           <w:tcPr>
-            <w:tcW w:type="dxa" w:w="1440"/>
-          </w:tcPr>
-          <w:p>
-            <w:r>
-              <w:t>7.5</w:t>
-            </w:r>
-          </w:p>
-        </w:tc>
-        <w:tc>
-          <w:tcPr>
-            <w:tcW w:type="dxa" w:w="1440"/>
+            <w:tcW w:type="dxa" w:w="1728"/>
           </w:tcPr>
           <w:p>
             <w:r>
@@ -708,11 +647,11 @@
         </w:tc>
         <w:tc>
           <w:tcPr>
-            <w:tcW w:type="dxa" w:w="1440"/>
+            <w:tcW w:type="dxa" w:w="1728"/>
           </w:tcPr>
           <w:p>
             <w:r>
-              <w:t>debug=True 暴露 Werkzeug 调试器，存在 RCE 风险</w:t>
+              <w:t>debug=True，存在 RCE 风险</w:t>
             </w:r>
           </w:p>
         </w:tc>
@@ -720,7 +659,7 @@
       <w:tr>
         <w:tc>
           <w:tcPr>
-            <w:tcW w:type="dxa" w:w="1440"/>
+            <w:tcW w:type="dxa" w:w="1728"/>
           </w:tcPr>
           <w:p>
             <w:r>
@@ -730,7 +669,7 @@
         </w:tc>
         <w:tc>
           <w:tcPr>
-            <w:tcW w:type="dxa" w:w="1440"/>
+            <w:tcW w:type="dxa" w:w="1728"/>
           </w:tcPr>
           <w:p>
             <w:r>
@@ -740,7 +679,7 @@
         </w:tc>
         <w:tc>
           <w:tcPr>
-            <w:tcW w:type="dxa" w:w="1440"/>
+            <w:tcW w:type="dxa" w:w="1728"/>
           </w:tcPr>
           <w:p>
             <w:r>
@@ -750,17 +689,7 @@
         </w:tc>
         <w:tc>
           <w:tcPr>
-            <w:tcW w:type="dxa" w:w="1440"/>
-          </w:tcPr>
-          <w:p>
-            <w:r>
-              <w:t>7.1</w:t>
-            </w:r>
-          </w:p>
-        </w:tc>
-        <w:tc>
-          <w:tcPr>
-            <w:tcW w:type="dxa" w:w="1440"/>
+            <w:tcW w:type="dxa" w:w="1728"/>
           </w:tcPr>
           <w:p>
             <w:r>
@@ -770,11 +699,11 @@
         </w:tc>
         <w:tc>
           <w:tcPr>
-            <w:tcW w:type="dxa" w:w="1440"/>
+            <w:tcW w:type="dxa" w:w="1728"/>
           </w:tcPr>
           <w:p>
             <w:r>
-              <w:t>所有 POST 表单无 Token，登出用 GET</w:t>
+              <w:t>所有 POST 无 Token，登出用 GET</w:t>
             </w:r>
           </w:p>
         </w:tc>
@@ -782,7 +711,7 @@
       <w:tr>
         <w:tc>
           <w:tcPr>
-            <w:tcW w:type="dxa" w:w="1440"/>
+            <w:tcW w:type="dxa" w:w="1728"/>
           </w:tcPr>
           <w:p>
             <w:r>
@@ -792,7 +721,7 @@
         </w:tc>
         <w:tc>
           <w:tcPr>
-            <w:tcW w:type="dxa" w:w="1440"/>
+            <w:tcW w:type="dxa" w:w="1728"/>
           </w:tcPr>
           <w:p>
             <w:r>
@@ -802,7 +731,7 @@
         </w:tc>
         <w:tc>
           <w:tcPr>
-            <w:tcW w:type="dxa" w:w="1440"/>
+            <w:tcW w:type="dxa" w:w="1728"/>
           </w:tcPr>
           <w:p>
             <w:r>
@@ -812,17 +741,7 @@
         </w:tc>
         <w:tc>
           <w:tcPr>
-            <w:tcW w:type="dxa" w:w="1440"/>
-          </w:tcPr>
-          <w:p>
-            <w:r>
-              <w:t>6.5</w:t>
-            </w:r>
-          </w:p>
-        </w:tc>
-        <w:tc>
-          <w:tcPr>
-            <w:tcW w:type="dxa" w:w="1440"/>
+            <w:tcW w:type="dxa" w:w="1728"/>
           </w:tcPr>
           <w:p>
             <w:r>
@@ -832,7 +751,7 @@
         </w:tc>
         <w:tc>
           <w:tcPr>
-            <w:tcW w:type="dxa" w:w="1440"/>
+            <w:tcW w:type="dxa" w:w="1728"/>
           </w:tcPr>
           <w:p>
             <w:r>
@@ -844,7 +763,7 @@
       <w:tr>
         <w:tc>
           <w:tcPr>
-            <w:tcW w:type="dxa" w:w="1440"/>
+            <w:tcW w:type="dxa" w:w="1728"/>
           </w:tcPr>
           <w:p>
             <w:r>
@@ -854,7 +773,7 @@
         </w:tc>
         <w:tc>
           <w:tcPr>
-            <w:tcW w:type="dxa" w:w="1440"/>
+            <w:tcW w:type="dxa" w:w="1728"/>
           </w:tcPr>
           <w:p>
             <w:r>
@@ -864,7 +783,7 @@
         </w:tc>
         <w:tc>
           <w:tcPr>
-            <w:tcW w:type="dxa" w:w="1440"/>
+            <w:tcW w:type="dxa" w:w="1728"/>
           </w:tcPr>
           <w:p>
             <w:r>
@@ -874,17 +793,7 @@
         </w:tc>
         <w:tc>
           <w:tcPr>
-            <w:tcW w:type="dxa" w:w="1440"/>
-          </w:tcPr>
-          <w:p>
-            <w:r>
-              <w:t>5.9</w:t>
-            </w:r>
-          </w:p>
-        </w:tc>
-        <w:tc>
-          <w:tcPr>
-            <w:tcW w:type="dxa" w:w="1440"/>
+            <w:tcW w:type="dxa" w:w="1728"/>
           </w:tcPr>
           <w:p>
             <w:r>
@@ -894,11 +803,11 @@
         </w:tc>
         <w:tc>
           <w:tcPr>
-            <w:tcW w:type="dxa" w:w="1440"/>
+            <w:tcW w:type="dxa" w:w="1728"/>
           </w:tcPr>
           <w:p>
             <w:r>
-              <w:t>无点击劫持/MIME嗅探防护</w:t>
+              <w:t>无 XFO/NOSNIFF</w:t>
             </w:r>
           </w:p>
         </w:tc>
@@ -906,7 +815,7 @@
       <w:tr>
         <w:tc>
           <w:tcPr>
-            <w:tcW w:type="dxa" w:w="1440"/>
+            <w:tcW w:type="dxa" w:w="1728"/>
           </w:tcPr>
           <w:p>
             <w:r>
@@ -916,7 +825,7 @@
         </w:tc>
         <w:tc>
           <w:tcPr>
-            <w:tcW w:type="dxa" w:w="1440"/>
+            <w:tcW w:type="dxa" w:w="1728"/>
           </w:tcPr>
           <w:p>
             <w:r>
@@ -926,7 +835,7 @@
         </w:tc>
         <w:tc>
           <w:tcPr>
-            <w:tcW w:type="dxa" w:w="1440"/>
+            <w:tcW w:type="dxa" w:w="1728"/>
           </w:tcPr>
           <w:p>
             <w:r>
@@ -936,17 +845,7 @@
         </w:tc>
         <w:tc>
           <w:tcPr>
-            <w:tcW w:type="dxa" w:w="1440"/>
-          </w:tcPr>
-          <w:p>
-            <w:r>
-              <w:t>5.3</w:t>
-            </w:r>
-          </w:p>
-        </w:tc>
-        <w:tc>
-          <w:tcPr>
-            <w:tcW w:type="dxa" w:w="1440"/>
+            <w:tcW w:type="dxa" w:w="1728"/>
           </w:tcPr>
           <w:p>
             <w:r>
@@ -956,11 +855,11 @@
         </w:tc>
         <w:tc>
           <w:tcPr>
-            <w:tcW w:type="dxa" w:w="1440"/>
+            <w:tcW w:type="dxa" w:w="1728"/>
           </w:tcPr>
           <w:p>
             <w:r>
-              <w:t>未设 HttpOnly、SameSite</w:t>
+              <w:t>无 HttpOnly/SameSite</w:t>
             </w:r>
           </w:p>
         </w:tc>
@@ -968,7 +867,7 @@
       <w:tr>
         <w:tc>
           <w:tcPr>
-            <w:tcW w:type="dxa" w:w="1440"/>
+            <w:tcW w:type="dxa" w:w="1728"/>
           </w:tcPr>
           <w:p>
             <w:r>
@@ -978,7 +877,7 @@
         </w:tc>
         <w:tc>
           <w:tcPr>
-            <w:tcW w:type="dxa" w:w="1440"/>
+            <w:tcW w:type="dxa" w:w="1728"/>
           </w:tcPr>
           <w:p>
             <w:r>
@@ -988,7 +887,7 @@
         </w:tc>
         <w:tc>
           <w:tcPr>
-            <w:tcW w:type="dxa" w:w="1440"/>
+            <w:tcW w:type="dxa" w:w="1728"/>
           </w:tcPr>
           <w:p>
             <w:r>
@@ -998,17 +897,7 @@
         </w:tc>
         <w:tc>
           <w:tcPr>
-            <w:tcW w:type="dxa" w:w="1440"/>
-          </w:tcPr>
-          <w:p>
-            <w:r>
-              <w:t>5.1</w:t>
-            </w:r>
-          </w:p>
-        </w:tc>
-        <w:tc>
-          <w:tcPr>
-            <w:tcW w:type="dxa" w:w="1440"/>
+            <w:tcW w:type="dxa" w:w="1728"/>
           </w:tcPr>
           <w:p>
             <w:r>
@@ -1018,7 +907,7 @@
         </w:tc>
         <w:tc>
           <w:tcPr>
-            <w:tcW w:type="dxa" w:w="1440"/>
+            <w:tcW w:type="dxa" w:w="1728"/>
           </w:tcPr>
           <w:p>
             <w:r>
@@ -1030,7 +919,7 @@
       <w:tr>
         <w:tc>
           <w:tcPr>
-            <w:tcW w:type="dxa" w:w="1440"/>
+            <w:tcW w:type="dxa" w:w="1728"/>
           </w:tcPr>
           <w:p>
             <w:r>
@@ -1040,7 +929,7 @@
         </w:tc>
         <w:tc>
           <w:tcPr>
-            <w:tcW w:type="dxa" w:w="1440"/>
+            <w:tcW w:type="dxa" w:w="1728"/>
           </w:tcPr>
           <w:p>
             <w:r>
@@ -1050,7 +939,7 @@
         </w:tc>
         <w:tc>
           <w:tcPr>
-            <w:tcW w:type="dxa" w:w="1440"/>
+            <w:tcW w:type="dxa" w:w="1728"/>
           </w:tcPr>
           <w:p>
             <w:r>
@@ -1060,17 +949,7 @@
         </w:tc>
         <w:tc>
           <w:tcPr>
-            <w:tcW w:type="dxa" w:w="1440"/>
-          </w:tcPr>
-          <w:p>
-            <w:r>
-              <w:t>4.8</w:t>
-            </w:r>
-          </w:p>
-        </w:tc>
-        <w:tc>
-          <w:tcPr>
-            <w:tcW w:type="dxa" w:w="1440"/>
+            <w:tcW w:type="dxa" w:w="1728"/>
           </w:tcPr>
           <w:p>
             <w:r>
@@ -1080,11 +959,11 @@
         </w:tc>
         <w:tc>
           <w:tcPr>
-            <w:tcW w:type="dxa" w:w="1440"/>
+            <w:tcW w:type="dxa" w:w="1728"/>
           </w:tcPr>
           <w:p>
             <w:r>
-              <w:t>注册/编辑接口未严格校验输入</w:t>
+              <w:t>注册/编辑接口无严格校验</w:t>
             </w:r>
           </w:p>
         </w:tc>
@@ -1114,7 +993,7 @@
         <w:rPr>
           <w:color w:val="1A1A2E"/>
         </w:rPr>
-        <w:t>VULN-001：密码明文存储</w:t>
+        <w:t>4.1 密码明文存储（VULN-001）</w:t>
       </w:r>
     </w:p>
     <w:p>
@@ -1122,10 +1001,10 @@
         <w:rPr>
           <w:b/>
         </w:rPr>
-        <w:t>问题描述：</w:t>
+        <w:t>问题：</w:t>
       </w:r>
       <w:r>
-        <w:t>问题描述：密码以明文存储在代码中，登录时直接 == 比较。Burp Suite 等抓包工具可以直接获取用户密码。</w:t>
+        <w:t>密码以明文存储在代码中，登录直接 == 比较。抓包即可获取用户密码。</w:t>
       </w:r>
     </w:p>
     <w:p>
@@ -1133,16 +1012,10 @@
         <w:rPr>
           <w:b/>
         </w:rPr>
-        <w:t>修复方案：</w:t>
+        <w:t>修复：</w:t>
       </w:r>
       <w:r>
-        <w:t>修复方案：使用 bcrypt 加盐哈希存储密码。具体实现：</w:t>
-        <w:br/>
-        <w:t>• bcrypt.hashpw(password.encode(), bcrypt.gensalt())</w:t>
-        <w:br/>
-        <w:t>• bcrypt.checkpw(input_password.encode(), hashed_password.encode())</w:t>
-        <w:br/>
-        <w:t>• 密码字段永不传入模板渲染，选择查询排除 password_hash</w:t>
+        <w:t>采用 bcrypt 加盐哈希存储密码。查询时排除 password_hash 字段，密码永不进入模板。</w:t>
       </w:r>
     </w:p>
     <w:p>
@@ -1153,7 +1026,7 @@
         <w:rPr>
           <w:color w:val="1A1A2E"/>
         </w:rPr>
-        <w:t>VULN-002：Secret Key 硬编码</w:t>
+        <w:t>4.2 Secret Key 硬编码（VULN-002）</w:t>
       </w:r>
     </w:p>
     <w:p>
@@ -1161,10 +1034,10 @@
         <w:rPr>
           <w:b/>
         </w:rPr>
-        <w:t>问题描述：</w:t>
+        <w:t>问题：</w:t>
       </w:r>
       <w:r>
-        <w:t>问题描述：app.secret_key = "dev-key-2025"，攻击者利用此固定密钥可伪造任意用户的 session cookie，直接冒充管理员登录。</w:t>
+        <w:t>app.secret_key 固定为 "dev-key-2025"，攻击者可伪造任意 session cookie。</w:t>
       </w:r>
     </w:p>
     <w:p>
@@ -1172,10 +1045,10 @@
         <w:rPr>
           <w:b/>
         </w:rPr>
-        <w:t>修复方案：</w:t>
+        <w:t>修复：</w:t>
       </w:r>
       <w:r>
-        <w:t>修复方案：从环境变量读取密钥，无环境变量时使用 secrets.token_hex(32) 生成 64 位随机十六进制串。确保每次部署密钥不同。</w:t>
+        <w:t>从环境变量读取，fallback 为 secrets.token_hex(32) 生成 64 位随机密钥。</w:t>
       </w:r>
     </w:p>
     <w:p>
@@ -1186,7 +1059,7 @@
         <w:rPr>
           <w:color w:val="1A1A2E"/>
         </w:rPr>
-        <w:t>VULN-003：HTML 注释泄露默认账号</w:t>
+        <w:t>4.3 HTML 注释泄露默认账号（VULN-003）</w:t>
       </w:r>
     </w:p>
     <w:p>
@@ -1194,10 +1067,10 @@
         <w:rPr>
           <w:b/>
         </w:rPr>
-        <w:t>问题描述：</w:t>
+        <w:t>问题：</w:t>
       </w:r>
       <w:r>
-        <w:t>问题描述：login.html 第 1 行的 HTML 注释直接写明默认管理员账号和密码，任何查看页面源码的人均可获取。</w:t>
+        <w:t>login.html HTML 注释直接写明管理员账号和密码。</w:t>
       </w:r>
     </w:p>
     <w:p>
@@ -1205,10 +1078,10 @@
         <w:rPr>
           <w:b/>
         </w:rPr>
-        <w:t>修复方案：</w:t>
+        <w:t>修复：</w:t>
       </w:r>
       <w:r>
-        <w:t>修复方案：删除所有包含账号密码的 HTML 注释。</w:t>
+        <w:t>删除所有包含凭据的调试注释。</w:t>
       </w:r>
     </w:p>
     <w:p>
@@ -1219,7 +1092,7 @@
         <w:rPr>
           <w:color w:val="1A1A2E"/>
         </w:rPr>
-        <w:t>VULN-004：密码在前端页面回显</w:t>
+        <w:t>4.4 密码页面回显（VULN-004）</w:t>
       </w:r>
     </w:p>
     <w:p>
@@ -1227,10 +1100,10 @@
         <w:rPr>
           <w:b/>
         </w:rPr>
-        <w:t>问题描述：</w:t>
+        <w:t>问题：</w:t>
       </w:r>
       <w:r>
-        <w:t>问题描述：登录成功后 index.html 中 {{ user.password }} 直接将密码字段渲染到 HTML 响应中，用户可查看页面源码获取密码。</w:t>
+        <w:t>登录后 index.html 渲染 {{ user.password }}，用户可查看源码获取密码。</w:t>
       </w:r>
     </w:p>
     <w:p>
@@ -1238,10 +1111,10 @@
         <w:rPr>
           <w:b/>
         </w:rPr>
-        <w:t>修复方案：</w:t>
+        <w:t>修复：</w:t>
       </w:r>
       <w:r>
-        <w:t>修复方案：SQL 查询时明确排除 password_hash 字段，使用 get_user_info() 函数只返回非敏感字段。</w:t>
+        <w:t>SQL 查询排除 password_hash，使用 get_user_info() 只返回安全字段。</w:t>
       </w:r>
     </w:p>
     <w:p>
@@ -1252,7 +1125,7 @@
         <w:rPr>
           <w:color w:val="1A1A2E"/>
         </w:rPr>
-        <w:t>VULN-005：Debug 模式暴露</w:t>
+        <w:t>4.5 Debug 模式暴露（VULN-005）</w:t>
       </w:r>
     </w:p>
     <w:p>
@@ -1260,10 +1133,10 @@
         <w:rPr>
           <w:b/>
         </w:rPr>
-        <w:t>问题描述：</w:t>
+        <w:t>问题：</w:t>
       </w:r>
       <w:r>
-        <w:t>问题描述：debug=True 且绑定 0.0.0.0，暴露 Werkzeug 调试器。攻击者访问调试控制台可执行任意 Python 代码（RCE）。</w:t>
+        <w:t>debug=True 且 host="0.0.0.0"，暴露 Werkzeug 调试器，攻击者可执行任意代码。</w:t>
       </w:r>
     </w:p>
     <w:p>
@@ -1271,10 +1144,10 @@
         <w:rPr>
           <w:b/>
         </w:rPr>
-        <w:t>修复方案：</w:t>
+        <w:t>修复：</w:t>
       </w:r>
       <w:r>
-        <w:t>修复方案：通过 FLASK_ENV 环境变量控制 debug 模式，默认关闭。绑定 127.0.0.1 确保仅本地访问。</w:t>
+        <w:t>FLASK_ENV 环境变量控制，默认关闭 debug。绑定 127.0.0.1。</w:t>
       </w:r>
     </w:p>
     <w:p>
@@ -1285,7 +1158,7 @@
         <w:rPr>
           <w:color w:val="1A1A2E"/>
         </w:rPr>
-        <w:t>VULN-006：无 CSRF 防护</w:t>
+        <w:t>4.6 无 CSRF 防护（VULN-006）</w:t>
       </w:r>
     </w:p>
     <w:p>
@@ -1293,10 +1166,10 @@
         <w:rPr>
           <w:b/>
         </w:rPr>
-        <w:t>问题描述：</w:t>
+        <w:t>问题：</w:t>
       </w:r>
       <w:r>
-        <w:t>问题描述：所有 POST 表单不含 CSRF Token，登出使用 GET 请求。攻击者可通过 &lt;img&gt;、&lt;a&gt;、&lt;form&gt; 标签构造跨站请求。</w:t>
+        <w:t>所有 POST 表单无 CSRF Token，登出使用 GET 请求，可被跨站请求伪造。</w:t>
       </w:r>
     </w:p>
     <w:p>
@@ -1304,18 +1177,10 @@
         <w:rPr>
           <w:b/>
         </w:rPr>
-        <w:t>修复方案：</w:t>
+        <w:t>修复：</w:t>
       </w:r>
       <w:r>
-        <w:t>修复方案：</w:t>
-        <w:br/>
-        <w:t>• generate_csrf_token() 函数生成随机 Token 存入 session</w:t>
-        <w:br/>
-        <w:t>• @csrf_required 装饰器验证所有 POST 请求</w:t>
-        <w:br/>
-        <w:t>• 所有表单添加隐藏 csrf_token 字段</w:t>
-        <w:br/>
-        <w:t>• 登出路由仅接受 POST 请求</w:t>
+        <w:t>实现 generate_csrf_token() + @csrf_required 装饰器，所有 POST 表单加 Token，登出改为 POST。</w:t>
       </w:r>
     </w:p>
     <w:p>
@@ -1326,7 +1191,7 @@
         <w:rPr>
           <w:color w:val="1A1A2E"/>
         </w:rPr>
-        <w:t>VULN-007：无登录频率限制</w:t>
+        <w:t>4.7 无登录频率限制（VULN-007）</w:t>
       </w:r>
     </w:p>
     <w:p>
@@ -1334,10 +1199,10 @@
         <w:rPr>
           <w:b/>
         </w:rPr>
-        <w:t>问题描述：</w:t>
+        <w:t>问题：</w:t>
       </w:r>
       <w:r>
-        <w:t>问题描述：登录接口无验证码、无 IP 限速、无账号锁定，可无限次尝试密码。Burp Suite Intruder 约 30 秒即可爆破弱密码。</w:t>
+        <w:t>登录接口无验证码、无限速，可无限次爆破。</w:t>
       </w:r>
     </w:p>
     <w:p>
@@ -1345,16 +1210,10 @@
         <w:rPr>
           <w:b/>
         </w:rPr>
-        <w:t>修复方案：</w:t>
+        <w:t>修复：</w:t>
       </w:r>
       <w:r>
-        <w:t>修复方案：基于 IP 的内存级频率限制：</w:t>
-        <w:br/>
-        <w:t>• 同一 IP 60 秒内最多 5 次尝试</w:t>
-        <w:br/>
-        <w:t>• 超出后返回友好提示并记录审计日志</w:t>
-        <w:br/>
-        <w:t>• 登录成功后清除该 IP 的限流记录</w:t>
+        <w:t>基于 IP 内存限速：60 秒内最多 5 次，超出返回提示并记日志，成功后清除记录。</w:t>
       </w:r>
     </w:p>
     <w:p>
@@ -1365,7 +1224,7 @@
         <w:rPr>
           <w:color w:val="1A1A2E"/>
         </w:rPr>
-        <w:t>VULN-008：缺少安全响应头</w:t>
+        <w:t>4.8 缺少安全响应头（VULN-008）</w:t>
       </w:r>
     </w:p>
     <w:p>
@@ -1373,10 +1232,10 @@
         <w:rPr>
           <w:b/>
         </w:rPr>
-        <w:t>问题描述：</w:t>
+        <w:t>问题：</w:t>
       </w:r>
       <w:r>
-        <w:t>问题描述：未设置任何安全响应头，应用存在点击劫持（clickjacking）和 MIME 类型嗅探攻击风险。</w:t>
+        <w:t>未设置任何安全响应头，存在点击劫持和 MIME 嗅探风险。</w:t>
       </w:r>
     </w:p>
     <w:p>
@@ -1384,16 +1243,10 @@
         <w:rPr>
           <w:b/>
         </w:rPr>
-        <w:t>修复方案：</w:t>
+        <w:t>修复：</w:t>
       </w:r>
       <w:r>
-        <w:t>修复方案：通过 @app.after_request 统一添加三项安全响应头：</w:t>
-        <w:br/>
-        <w:t>• X-Content-Type-Options: nosniff</w:t>
-        <w:br/>
-        <w:t>• X-Frame-Options: DENY</w:t>
-        <w:br/>
-        <w:t>• Referrer-Policy: strict-origin-when-cross-origin</w:t>
+        <w:t>@app.after_request 统一添加：X-Content-Type-Options: nosniff、X-Frame-Options: DENY、Referrer-Policy: strict-origin-when-cross-origin。</w:t>
       </w:r>
     </w:p>
     <w:p>
@@ -1404,7 +1257,7 @@
         <w:rPr>
           <w:color w:val="1A1A2E"/>
         </w:rPr>
-        <w:t>VULN-009：Session Cookie 属性缺失</w:t>
+        <w:t>4.9 Session Cookie 属性缺失（VULN-009）</w:t>
       </w:r>
     </w:p>
     <w:p>
@@ -1412,10 +1265,10 @@
         <w:rPr>
           <w:b/>
         </w:rPr>
-        <w:t>问题描述：</w:t>
+        <w:t>问题：</w:t>
       </w:r>
       <w:r>
-        <w:t>问题描述：Flask 默认 session cookie 未设置 HttpOnly 和 SameSite 属性，JavaScript 可读取 cookie，且同站/跨站请求均会自动携带。</w:t>
+        <w:t>Flask session cookie 默认无 HttpOnly 和 SameSite。</w:t>
       </w:r>
     </w:p>
     <w:p>
@@ -1423,10 +1276,10 @@
         <w:rPr>
           <w:b/>
         </w:rPr>
-        <w:t>修复方案：</w:t>
+        <w:t>修复：</w:t>
       </w:r>
       <w:r>
-        <w:t>修复方案：app.config 中统一配置：SESSION_COOKIE_HTTPONLY=True, SESSION_COOKIE_SAMESITE="Lax"。</w:t>
+        <w:t>SESSION_COOKIE_HTTPONLY=True, SESSION_COOKIE_SAMESITE="Lax"。</w:t>
       </w:r>
     </w:p>
     <w:p>
@@ -1437,7 +1290,7 @@
         <w:rPr>
           <w:color w:val="1A1A2E"/>
         </w:rPr>
-        <w:t>VULN-010：GET 方式登出</w:t>
+        <w:t>4.10 GET 方式登出（VULN-010）</w:t>
       </w:r>
     </w:p>
     <w:p>
@@ -1445,10 +1298,10 @@
         <w:rPr>
           <w:b/>
         </w:rPr>
-        <w:t>问题描述：</w:t>
+        <w:t>问题：</w:t>
       </w:r>
       <w:r>
-        <w:t>问题描述：登出通过 GET 请求实现，构造 &lt;img src="http://target.com/logout"&gt; 即可让任意用户强制登出。</w:t>
+        <w:t>登出 GET 路由可被 &lt;img&gt;/&lt;a&gt; 跨站触发。</w:t>
       </w:r>
     </w:p>
     <w:p>
@@ -1456,10 +1309,10 @@
         <w:rPr>
           <w:b/>
         </w:rPr>
-        <w:t>修复方案：</w:t>
+        <w:t>修复：</w:t>
       </w:r>
       <w:r>
-        <w:t>修复方案：登出路由仅接受 POST 方法，并受 @csrf_required 装饰器保护。</w:t>
+        <w:t>仅接受 POST 方法，受 @csrf_required 保护。</w:t>
       </w:r>
     </w:p>
     <w:p>
@@ -1470,7 +1323,7 @@
         <w:rPr>
           <w:color w:val="1A1A2E"/>
         </w:rPr>
-        <w:t>VULN-011：输入数据未过滤</w:t>
+        <w:t>4.11 输入数据未过滤（VULN-011）</w:t>
       </w:r>
     </w:p>
     <w:p>
@@ -1478,10 +1331,10 @@
         <w:rPr>
           <w:b/>
         </w:rPr>
-        <w:t>问题描述：</w:t>
+        <w:t>问题：</w:t>
       </w:r>
       <w:r>
-        <w:t>问题描述：注册、编辑个人信息等接口未对用户输入做充分校验，可接受异常格式数据。</w:t>
+        <w:t>注册、编辑接口未严格校验输入。</w:t>
       </w:r>
     </w:p>
     <w:p>
@@ -1489,18 +1342,10 @@
         <w:rPr>
           <w:b/>
         </w:rPr>
-        <w:t>修复方案：</w:t>
+        <w:t>修复：</w:t>
       </w:r>
       <w:r>
-        <w:t>修复方案：实现 4 项严格输入过滤函数：</w:t>
-        <w:br/>
-        <w:t>• sanitize_username()：正则校验 2~20 位字母/数字/下划线/短横</w:t>
-        <w:br/>
-        <w:t>• sanitize_email()：正则校验标准邮箱格式</w:t>
-        <w:br/>
-        <w:t>• sanitize_phone()：正则校验 11 位大陆手机号</w:t>
-        <w:br/>
-        <w:t>• validate_password()：8~64 位，含大小写字母和数字</w:t>
+        <w:t>sanitize_username()/email()/phone() 正则校验，validate_password() 要求 8~64 位含大小写数字。</w:t>
       </w:r>
     </w:p>
     <w:p>
@@ -1642,7 +1487,7 @@
           </w:tcPr>
           <w:p>
             <w:r>
-              <w:t>环境变量 / 随机 64 位</w:t>
+              <w:t>环境变量/随机</w:t>
             </w:r>
           </w:p>
         </w:tc>
@@ -1664,7 +1509,7 @@
           </w:tcPr>
           <w:p>
             <w:r>
-              <w:t>HTML泄露</w:t>
+              <w:t>HTML注释泄露</w:t>
             </w:r>
           </w:p>
         </w:tc>
@@ -1706,7 +1551,7 @@
           </w:tcPr>
           <w:p>
             <w:r>
-              <w:t>密码回显</w:t>
+              <w:t>密码页面回显</w:t>
             </w:r>
           </w:p>
         </w:tc>
@@ -1748,7 +1593,7 @@
           </w:tcPr>
           <w:p>
             <w:r>
-              <w:t>Debug模式</w:t>
+              <w:t>Debug 模式</w:t>
             </w:r>
           </w:p>
         </w:tc>
@@ -1768,7 +1613,7 @@
           </w:tcPr>
           <w:p>
             <w:r>
-              <w:t>debug=False, 127.0.0.1</w:t>
+              <w:t>环境变量控制</w:t>
             </w:r>
           </w:p>
         </w:tc>
@@ -1790,7 +1635,7 @@
           </w:tcPr>
           <w:p>
             <w:r>
-              <w:t>CSRF防护</w:t>
+              <w:t>CSRF 防护</w:t>
             </w:r>
           </w:p>
         </w:tc>
@@ -1800,7 +1645,7 @@
           </w:tcPr>
           <w:p>
             <w:r>
-              <w:t>无 Token, GET登出</w:t>
+              <w:t>无 Token, GET 登出</w:t>
             </w:r>
           </w:p>
         </w:tc>
@@ -1810,7 +1655,7 @@
           </w:tcPr>
           <w:p>
             <w:r>
-              <w:t>csrf_required + POST登出</w:t>
+              <w:t>POST + Token 校验</w:t>
             </w:r>
           </w:p>
         </w:tc>
@@ -1894,7 +1739,7 @@
           </w:tcPr>
           <w:p>
             <w:r>
-              <w:t>3项安全响应头</w:t>
+              <w:t>3 项安全头</w:t>
             </w:r>
           </w:p>
         </w:tc>
@@ -1916,7 +1761,7 @@
           </w:tcPr>
           <w:p>
             <w:r>
-              <w:t>Cookie属性</w:t>
+              <w:t>Cookie 属性</w:t>
             </w:r>
           </w:p>
         </w:tc>
@@ -1936,7 +1781,7 @@
           </w:tcPr>
           <w:p>
             <w:r>
-              <w:t>HttpOnly + SameSite=Lax</w:t>
+              <w:t>HttpOnly+SameSite</w:t>
             </w:r>
           </w:p>
         </w:tc>
@@ -1958,7 +1803,7 @@
           </w:tcPr>
           <w:p>
             <w:r>
-              <w:t>GET登出</w:t>
+              <w:t>GET 登出</w:t>
             </w:r>
           </w:p>
         </w:tc>
@@ -1968,7 +1813,7 @@
           </w:tcPr>
           <w:p>
             <w:r>
-              <w:t>&lt;img&gt;可触发</w:t>
+              <w:t>&lt;img&gt; 可触发</w:t>
             </w:r>
           </w:p>
         </w:tc>
@@ -1978,7 +1823,7 @@
           </w:tcPr>
           <w:p>
             <w:r>
-              <w:t>POST + CSRF保护</w:t>
+              <w:t>POST + CSRF</w:t>
             </w:r>
           </w:p>
         </w:tc>
@@ -2020,7 +1865,7 @@
           </w:tcPr>
           <w:p>
             <w:r>
-              <w:t>4项过滤函数</w:t>
+              <w:t>4 项过滤函数</w:t>
             </w:r>
           </w:p>
         </w:tc>
@@ -2039,7 +1884,7 @@
     <w:p/>
     <w:p>
       <w:r>
-        <w:t>所有 11 项漏洞修复完毕，安全验证全部通过。</w:t>
+        <w:t>所有 11 项漏洞修复完毕。</w:t>
       </w:r>
     </w:p>
     <w:p>
@@ -2055,7 +1900,7 @@
     </w:p>
     <w:p>
       <w:r>
-        <w:t>通过 Flask test client 自动化测试脚本，对 15 项功能和安全指标进行验证：</w:t>
+        <w:t>自动化测试验证 15 项功能和安全指标：</w:t>
       </w:r>
     </w:p>
     <w:tbl>
@@ -2065,14 +1910,15 @@
         <w:tblLook w:firstColumn="1" w:firstRow="1" w:lastColumn="0" w:lastRow="0" w:noHBand="0" w:noVBand="1" w:val="04A0"/>
       </w:tblPr>
       <w:tblGrid>
-        <w:gridCol w:w="2880"/>
-        <w:gridCol w:w="2880"/>
-        <w:gridCol w:w="2880"/>
+        <w:gridCol w:w="2160"/>
+        <w:gridCol w:w="2160"/>
+        <w:gridCol w:w="2160"/>
+        <w:gridCol w:w="2160"/>
       </w:tblGrid>
       <w:tr>
         <w:tc>
           <w:tcPr>
-            <w:tcW w:type="dxa" w:w="2880"/>
+            <w:tcW w:type="dxa" w:w="2160"/>
           </w:tcPr>
           <w:p>
             <w:r>
@@ -2082,17 +1928,27 @@
         </w:tc>
         <w:tc>
           <w:tcPr>
-            <w:tcW w:type="dxa" w:w="2880"/>
+            <w:tcW w:type="dxa" w:w="2160"/>
           </w:tcPr>
           <w:p>
             <w:r>
-              <w:t>方法</w:t>
+              <w:t>结果</w:t>
             </w:r>
           </w:p>
         </w:tc>
         <w:tc>
           <w:tcPr>
-            <w:tcW w:type="dxa" w:w="2880"/>
+            <w:tcW w:type="dxa" w:w="2160"/>
+          </w:tcPr>
+          <w:p>
+            <w:r>
+              <w:t>验证项</w:t>
+            </w:r>
+          </w:p>
+        </w:tc>
+        <w:tc>
+          <w:tcPr>
+            <w:tcW w:type="dxa" w:w="2160"/>
           </w:tcPr>
           <w:p>
             <w:r>
@@ -2104,27 +1960,37 @@
       <w:tr>
         <w:tc>
           <w:tcPr>
-            <w:tcW w:type="dxa" w:w="2880"/>
+            <w:tcW w:type="dxa" w:w="2160"/>
           </w:tcPr>
           <w:p>
             <w:r>
-              <w:t>首页返回 200</w:t>
+              <w:t>首页 200</w:t>
             </w:r>
           </w:p>
         </w:tc>
         <w:tc>
           <w:tcPr>
-            <w:tcW w:type="dxa" w:w="2880"/>
+            <w:tcW w:type="dxa" w:w="2160"/>
           </w:tcPr>
           <w:p>
             <w:r>
-              <w:t>GET /</w:t>
+              <w:t>✅</w:t>
             </w:r>
           </w:p>
         </w:tc>
         <w:tc>
           <w:tcPr>
-            <w:tcW w:type="dxa" w:w="2880"/>
+            <w:tcW w:type="dxa" w:w="2160"/>
+          </w:tcPr>
+          <w:p>
+            <w:r>
+              <w:t>登录/注册功能</w:t>
+            </w:r>
+          </w:p>
+        </w:tc>
+        <w:tc>
+          <w:tcPr>
+            <w:tcW w:type="dxa" w:w="2160"/>
           </w:tcPr>
           <w:p>
             <w:r>
@@ -2136,27 +2002,37 @@
       <w:tr>
         <w:tc>
           <w:tcPr>
-            <w:tcW w:type="dxa" w:w="2880"/>
+            <w:tcW w:type="dxa" w:w="2160"/>
           </w:tcPr>
           <w:p>
             <w:r>
-              <w:t>登录功能正常</w:t>
+              <w:t>管理面板</w:t>
             </w:r>
           </w:p>
         </w:tc>
         <w:tc>
           <w:tcPr>
-            <w:tcW w:type="dxa" w:w="2880"/>
+            <w:tcW w:type="dxa" w:w="2160"/>
           </w:tcPr>
           <w:p>
             <w:r>
-              <w:t>POST /login 正确凭据</w:t>
+              <w:t>✅</w:t>
             </w:r>
           </w:p>
         </w:tc>
         <w:tc>
           <w:tcPr>
-            <w:tcW w:type="dxa" w:w="2880"/>
+            <w:tcW w:type="dxa" w:w="2160"/>
+          </w:tcPr>
+          <w:p>
+            <w:r>
+              <w:t>审计日志</w:t>
+            </w:r>
+          </w:p>
+        </w:tc>
+        <w:tc>
+          <w:tcPr>
+            <w:tcW w:type="dxa" w:w="2160"/>
           </w:tcPr>
           <w:p>
             <w:r>
@@ -2168,27 +2044,37 @@
       <w:tr>
         <w:tc>
           <w:tcPr>
-            <w:tcW w:type="dxa" w:w="2880"/>
+            <w:tcW w:type="dxa" w:w="2160"/>
           </w:tcPr>
           <w:p>
             <w:r>
-              <w:t>管理面板正常</w:t>
+              <w:t>修改密码</w:t>
             </w:r>
           </w:p>
         </w:tc>
         <w:tc>
           <w:tcPr>
-            <w:tcW w:type="dxa" w:w="2880"/>
+            <w:tcW w:type="dxa" w:w="2160"/>
           </w:tcPr>
           <w:p>
             <w:r>
-              <w:t>GET /admin</w:t>
+              <w:t>✅</w:t>
             </w:r>
           </w:p>
         </w:tc>
         <w:tc>
           <w:tcPr>
-            <w:tcW w:type="dxa" w:w="2880"/>
+            <w:tcW w:type="dxa" w:w="2160"/>
+          </w:tcPr>
+          <w:p>
+            <w:r>
+              <w:t>注册功能</w:t>
+            </w:r>
+          </w:p>
+        </w:tc>
+        <w:tc>
+          <w:tcPr>
+            <w:tcW w:type="dxa" w:w="2160"/>
           </w:tcPr>
           <w:p>
             <w:r>
@@ -2200,27 +2086,37 @@
       <w:tr>
         <w:tc>
           <w:tcPr>
-            <w:tcW w:type="dxa" w:w="2880"/>
+            <w:tcW w:type="dxa" w:w="2160"/>
           </w:tcPr>
           <w:p>
             <w:r>
-              <w:t>审计日志正常</w:t>
+              <w:t>非管理员拦截 403</w:t>
             </w:r>
           </w:p>
         </w:tc>
         <w:tc>
           <w:tcPr>
-            <w:tcW w:type="dxa" w:w="2880"/>
+            <w:tcW w:type="dxa" w:w="2160"/>
           </w:tcPr>
           <w:p>
             <w:r>
-              <w:t>GET /admin/logs</w:t>
+              <w:t>✅</w:t>
             </w:r>
           </w:p>
         </w:tc>
         <w:tc>
           <w:tcPr>
-            <w:tcW w:type="dxa" w:w="2880"/>
+            <w:tcW w:type="dxa" w:w="2160"/>
+          </w:tcPr>
+          <w:p>
+            <w:r>
+              <w:t>CSRF 拦截 403</w:t>
+            </w:r>
+          </w:p>
+        </w:tc>
+        <w:tc>
+          <w:tcPr>
+            <w:tcW w:type="dxa" w:w="2160"/>
           </w:tcPr>
           <w:p>
             <w:r>
@@ -2232,27 +2128,37 @@
       <w:tr>
         <w:tc>
           <w:tcPr>
-            <w:tcW w:type="dxa" w:w="2880"/>
+            <w:tcW w:type="dxa" w:w="2160"/>
           </w:tcPr>
           <w:p>
             <w:r>
-              <w:t>修改密码正常</w:t>
+              <w:t>登录限流</w:t>
             </w:r>
           </w:p>
         </w:tc>
         <w:tc>
           <w:tcPr>
-            <w:tcW w:type="dxa" w:w="2880"/>
+            <w:tcW w:type="dxa" w:w="2160"/>
           </w:tcPr>
           <w:p>
             <w:r>
-              <w:t>POST /change-password</w:t>
+              <w:t>✅</w:t>
             </w:r>
           </w:p>
         </w:tc>
         <w:tc>
           <w:tcPr>
-            <w:tcW w:type="dxa" w:w="2880"/>
+            <w:tcW w:type="dxa" w:w="2160"/>
+          </w:tcPr>
+          <w:p>
+            <w:r>
+              <w:t>登出改 POST</w:t>
+            </w:r>
+          </w:p>
+        </w:tc>
+        <w:tc>
+          <w:tcPr>
+            <w:tcW w:type="dxa" w:w="2160"/>
           </w:tcPr>
           <w:p>
             <w:r>
@@ -2264,27 +2170,37 @@
       <w:tr>
         <w:tc>
           <w:tcPr>
-            <w:tcW w:type="dxa" w:w="2880"/>
+            <w:tcW w:type="dxa" w:w="2160"/>
           </w:tcPr>
           <w:p>
             <w:r>
-              <w:t>注册功能正常</w:t>
+              <w:t>Secret Key 随机</w:t>
             </w:r>
           </w:p>
         </w:tc>
         <w:tc>
           <w:tcPr>
-            <w:tcW w:type="dxa" w:w="2880"/>
+            <w:tcW w:type="dxa" w:w="2160"/>
           </w:tcPr>
           <w:p>
             <w:r>
-              <w:t>POST /register</w:t>
+              <w:t>✅</w:t>
             </w:r>
           </w:p>
         </w:tc>
         <w:tc>
           <w:tcPr>
-            <w:tcW w:type="dxa" w:w="2880"/>
+            <w:tcW w:type="dxa" w:w="2160"/>
+          </w:tcPr>
+          <w:p>
+            <w:r>
+              <w:t>NOSNIFF 头</w:t>
+            </w:r>
+          </w:p>
+        </w:tc>
+        <w:tc>
+          <w:tcPr>
+            <w:tcW w:type="dxa" w:w="2160"/>
           </w:tcPr>
           <w:p>
             <w:r>
@@ -2296,27 +2212,37 @@
       <w:tr>
         <w:tc>
           <w:tcPr>
-            <w:tcW w:type="dxa" w:w="2880"/>
+            <w:tcW w:type="dxa" w:w="2160"/>
           </w:tcPr>
           <w:p>
             <w:r>
-              <w:t>非管理员被拦截</w:t>
+              <w:t>X-Frame-Options</w:t>
             </w:r>
           </w:p>
         </w:tc>
         <w:tc>
           <w:tcPr>
-            <w:tcW w:type="dxa" w:w="2880"/>
+            <w:tcW w:type="dxa" w:w="2160"/>
           </w:tcPr>
           <w:p>
             <w:r>
-              <w:t>user1 访问 /admin 返回 403</w:t>
+              <w:t>✅</w:t>
             </w:r>
           </w:p>
         </w:tc>
         <w:tc>
           <w:tcPr>
-            <w:tcW w:type="dxa" w:w="2880"/>
+            <w:tcW w:type="dxa" w:w="2160"/>
+          </w:tcPr>
+          <w:p>
+            <w:r>
+              <w:t>Referrer-Policy</w:t>
+            </w:r>
+          </w:p>
+        </w:tc>
+        <w:tc>
+          <w:tcPr>
+            <w:tcW w:type="dxa" w:w="2160"/>
           </w:tcPr>
           <w:p>
             <w:r>
@@ -2328,27 +2254,17 @@
       <w:tr>
         <w:tc>
           <w:tcPr>
-            <w:tcW w:type="dxa" w:w="2880"/>
+            <w:tcW w:type="dxa" w:w="2160"/>
           </w:tcPr>
           <w:p>
             <w:r>
-              <w:t>CSRF 防护生效</w:t>
+              <w:t>HttpOnly</w:t>
             </w:r>
           </w:p>
         </w:tc>
         <w:tc>
           <w:tcPr>
-            <w:tcW w:type="dxa" w:w="2880"/>
-          </w:tcPr>
-          <w:p>
-            <w:r>
-              <w:t>错误 Token 提交返回 403</w:t>
-            </w:r>
-          </w:p>
-        </w:tc>
-        <w:tc>
-          <w:tcPr>
-            <w:tcW w:type="dxa" w:w="2880"/>
+            <w:tcW w:type="dxa" w:w="2160"/>
           </w:tcPr>
           <w:p>
             <w:r>
@@ -2356,223 +2272,19 @@
             </w:r>
           </w:p>
         </w:tc>
-      </w:tr>
-      <w:tr>
         <w:tc>
           <w:tcPr>
-            <w:tcW w:type="dxa" w:w="2880"/>
+            <w:tcW w:type="dxa" w:w="2160"/>
           </w:tcPr>
           <w:p>
             <w:r>
-              <w:t>登录限流生效</w:t>
+              <w:t>SameSite</w:t>
             </w:r>
           </w:p>
         </w:tc>
         <w:tc>
           <w:tcPr>
-            <w:tcW w:type="dxa" w:w="2880"/>
-          </w:tcPr>
-          <w:p>
-            <w:r>
-              <w:t>同一 IP 第 6 次被限流</w:t>
-            </w:r>
-          </w:p>
-        </w:tc>
-        <w:tc>
-          <w:tcPr>
-            <w:tcW w:type="dxa" w:w="2880"/>
-          </w:tcPr>
-          <w:p>
-            <w:r>
-              <w:t>✅</w:t>
-            </w:r>
-          </w:p>
-        </w:tc>
-      </w:tr>
-      <w:tr>
-        <w:tc>
-          <w:tcPr>
-            <w:tcW w:type="dxa" w:w="2880"/>
-          </w:tcPr>
-          <w:p>
-            <w:r>
-              <w:t>登出改为 POST</w:t>
-            </w:r>
-          </w:p>
-        </w:tc>
-        <w:tc>
-          <w:tcPr>
-            <w:tcW w:type="dxa" w:w="2880"/>
-          </w:tcPr>
-          <w:p>
-            <w:r>
-              <w:t>仅 POST 方式可登出</w:t>
-            </w:r>
-          </w:p>
-        </w:tc>
-        <w:tc>
-          <w:tcPr>
-            <w:tcW w:type="dxa" w:w="2880"/>
-          </w:tcPr>
-          <w:p>
-            <w:r>
-              <w:t>✅</w:t>
-            </w:r>
-          </w:p>
-        </w:tc>
-      </w:tr>
-      <w:tr>
-        <w:tc>
-          <w:tcPr>
-            <w:tcW w:type="dxa" w:w="2880"/>
-          </w:tcPr>
-          <w:p>
-            <w:r>
-              <w:t>Secret Key 随机</w:t>
-            </w:r>
-          </w:p>
-        </w:tc>
-        <w:tc>
-          <w:tcPr>
-            <w:tcW w:type="dxa" w:w="2880"/>
-          </w:tcPr>
-          <w:p>
-            <w:r>
-              <w:t>非硬编码默认值</w:t>
-            </w:r>
-          </w:p>
-        </w:tc>
-        <w:tc>
-          <w:tcPr>
-            <w:tcW w:type="dxa" w:w="2880"/>
-          </w:tcPr>
-          <w:p>
-            <w:r>
-              <w:t>✅</w:t>
-            </w:r>
-          </w:p>
-        </w:tc>
-      </w:tr>
-      <w:tr>
-        <w:tc>
-          <w:tcPr>
-            <w:tcW w:type="dxa" w:w="2880"/>
-          </w:tcPr>
-          <w:p>
-            <w:r>
-              <w:t>X-Content-Type-Options</w:t>
-            </w:r>
-          </w:p>
-        </w:tc>
-        <w:tc>
-          <w:tcPr>
-            <w:tcW w:type="dxa" w:w="2880"/>
-          </w:tcPr>
-          <w:p>
-            <w:r>
-              <w:t>nosniff</w:t>
-            </w:r>
-          </w:p>
-        </w:tc>
-        <w:tc>
-          <w:tcPr>
-            <w:tcW w:type="dxa" w:w="2880"/>
-          </w:tcPr>
-          <w:p>
-            <w:r>
-              <w:t>✅</w:t>
-            </w:r>
-          </w:p>
-        </w:tc>
-      </w:tr>
-      <w:tr>
-        <w:tc>
-          <w:tcPr>
-            <w:tcW w:type="dxa" w:w="2880"/>
-          </w:tcPr>
-          <w:p>
-            <w:r>
-              <w:t>X-Frame-Options</w:t>
-            </w:r>
-          </w:p>
-        </w:tc>
-        <w:tc>
-          <w:tcPr>
-            <w:tcW w:type="dxa" w:w="2880"/>
-          </w:tcPr>
-          <w:p>
-            <w:r>
-              <w:t>DENY</w:t>
-            </w:r>
-          </w:p>
-        </w:tc>
-        <w:tc>
-          <w:tcPr>
-            <w:tcW w:type="dxa" w:w="2880"/>
-          </w:tcPr>
-          <w:p>
-            <w:r>
-              <w:t>✅</w:t>
-            </w:r>
-          </w:p>
-        </w:tc>
-      </w:tr>
-      <w:tr>
-        <w:tc>
-          <w:tcPr>
-            <w:tcW w:type="dxa" w:w="2880"/>
-          </w:tcPr>
-          <w:p>
-            <w:r>
-              <w:t>Referrer-Policy</w:t>
-            </w:r>
-          </w:p>
-        </w:tc>
-        <w:tc>
-          <w:tcPr>
-            <w:tcW w:type="dxa" w:w="2880"/>
-          </w:tcPr>
-          <w:p>
-            <w:r>
-              <w:t>strict-origin-when-cross-origin</w:t>
-            </w:r>
-          </w:p>
-        </w:tc>
-        <w:tc>
-          <w:tcPr>
-            <w:tcW w:type="dxa" w:w="2880"/>
-          </w:tcPr>
-          <w:p>
-            <w:r>
-              <w:t>✅</w:t>
-            </w:r>
-          </w:p>
-        </w:tc>
-      </w:tr>
-      <w:tr>
-        <w:tc>
-          <w:tcPr>
-            <w:tcW w:type="dxa" w:w="2880"/>
-          </w:tcPr>
-          <w:p>
-            <w:r>
-              <w:t>Cookie 安全属性</w:t>
-            </w:r>
-          </w:p>
-        </w:tc>
-        <w:tc>
-          <w:tcPr>
-            <w:tcW w:type="dxa" w:w="2880"/>
-          </w:tcPr>
-          <w:p>
-            <w:r>
-              <w:t>HttpOnly + SameSite</w:t>
-            </w:r>
-          </w:p>
-        </w:tc>
-        <w:tc>
-          <w:tcPr>
-            <w:tcW w:type="dxa" w:w="2880"/>
+            <w:tcW w:type="dxa" w:w="2160"/>
           </w:tcPr>
           <w:p>
             <w:r>
@@ -2588,10 +2300,7 @@
         <w:rPr>
           <w:b/>
         </w:rPr>
-        <w:t>验证结论：</w:t>
-      </w:r>
-      <w:r>
-        <w:t>全部 15 项安全验证均通过，未发现任何遗留风险。</w:t>
+        <w:t>结论：全部验证通过，未发现遗留风险。</w:t>
       </w:r>
     </w:p>
     <w:p>
@@ -2602,516 +2311,22 @@
         <w:rPr>
           <w:color w:val="1A1A2E"/>
         </w:rPr>
-        <w:t>7. 最终代码交付清单</w:t>
+        <w:t>7. 最终交付清单</w:t>
       </w:r>
     </w:p>
     <w:p>
       <w:r>
-        <w:t>安全加固后的项目包含以下完整文件：</w:t>
+        <w:t>仓库地址：https://github.com/ee0817/Day2</w:t>
       </w:r>
     </w:p>
-    <w:tbl>
-      <w:tblPr>
-        <w:tblStyle w:val="LightShading-Accent1"/>
-        <w:tblW w:type="auto" w:w="0"/>
-        <w:tblLook w:firstColumn="1" w:firstRow="1" w:lastColumn="0" w:lastRow="0" w:noHBand="0" w:noVBand="1" w:val="04A0"/>
-      </w:tblPr>
-      <w:tblGrid>
-        <w:gridCol w:w="2880"/>
-        <w:gridCol w:w="2880"/>
-        <w:gridCol w:w="2880"/>
-      </w:tblGrid>
-      <w:tr>
-        <w:tc>
-          <w:tcPr>
-            <w:tcW w:type="dxa" w:w="2880"/>
-          </w:tcPr>
-          <w:p>
-            <w:r>
-              <w:t>文件</w:t>
-            </w:r>
-          </w:p>
-        </w:tc>
-        <w:tc>
-          <w:tcPr>
-            <w:tcW w:type="dxa" w:w="2880"/>
-          </w:tcPr>
-          <w:p>
-            <w:r>
-              <w:t>说明</w:t>
-            </w:r>
-          </w:p>
-        </w:tc>
-        <w:tc>
-          <w:tcPr>
-            <w:tcW w:type="dxa" w:w="2880"/>
-          </w:tcPr>
-          <w:p>
-            <w:r>
-              <w:t>备注</w:t>
-            </w:r>
-          </w:p>
-        </w:tc>
-      </w:tr>
-      <w:tr>
-        <w:tc>
-          <w:tcPr>
-            <w:tcW w:type="dxa" w:w="2880"/>
-          </w:tcPr>
-          <w:p>
-            <w:r>
-              <w:t>app.py</w:t>
-            </w:r>
-          </w:p>
-        </w:tc>
-        <w:tc>
-          <w:tcPr>
-            <w:tcW w:type="dxa" w:w="2880"/>
-          </w:tcPr>
-          <w:p>
-            <w:r>
-              <w:t>Flask 主应用（安全加固版）</w:t>
-            </w:r>
-          </w:p>
-        </w:tc>
-        <w:tc>
-          <w:tcPr>
-            <w:tcW w:type="dxa" w:w="2880"/>
-          </w:tcPr>
-          <w:p>
-            <w:r>
-              <w:t>~160 行</w:t>
-            </w:r>
-          </w:p>
-        </w:tc>
-      </w:tr>
-      <w:tr>
-        <w:tc>
-          <w:tcPr>
-            <w:tcW w:type="dxa" w:w="2880"/>
-          </w:tcPr>
-          <w:p>
-            <w:r>
-              <w:t>templates/base.html</w:t>
-            </w:r>
-          </w:p>
-        </w:tc>
-        <w:tc>
-          <w:tcPr>
-            <w:tcW w:type="dxa" w:w="2880"/>
-          </w:tcPr>
-          <w:p>
-            <w:r>
-              <w:t>基础模板</w:t>
-            </w:r>
-          </w:p>
-        </w:tc>
-        <w:tc>
-          <w:tcPr>
-            <w:tcW w:type="dxa" w:w="2880"/>
-          </w:tcPr>
-          <w:p>
-            <w:r>
-              <w:t>含Flash消息区域</w:t>
-            </w:r>
-          </w:p>
-        </w:tc>
-      </w:tr>
-      <w:tr>
-        <w:tc>
-          <w:tcPr>
-            <w:tcW w:type="dxa" w:w="2880"/>
-          </w:tcPr>
-          <w:p>
-            <w:r>
-              <w:t>templates/index.html</w:t>
-            </w:r>
-          </w:p>
-        </w:tc>
-        <w:tc>
-          <w:tcPr>
-            <w:tcW w:type="dxa" w:w="2880"/>
-          </w:tcPr>
-          <w:p>
-            <w:r>
-              <w:t>首页</w:t>
-            </w:r>
-          </w:p>
-        </w:tc>
-        <w:tc>
-          <w:tcPr>
-            <w:tcW w:type="dxa" w:w="2880"/>
-          </w:tcPr>
-          <w:p>
-            <w:r>
-              <w:t>登录/未登录双状态+POST退出表单</w:t>
-            </w:r>
-          </w:p>
-        </w:tc>
-      </w:tr>
-      <w:tr>
-        <w:tc>
-          <w:tcPr>
-            <w:tcW w:type="dxa" w:w="2880"/>
-          </w:tcPr>
-          <w:p>
-            <w:r>
-              <w:t>templates/login.html</w:t>
-            </w:r>
-          </w:p>
-        </w:tc>
-        <w:tc>
-          <w:tcPr>
-            <w:tcW w:type="dxa" w:w="2880"/>
-          </w:tcPr>
-          <w:p>
-            <w:r>
-              <w:t>登录页</w:t>
-            </w:r>
-          </w:p>
-        </w:tc>
-        <w:tc>
-          <w:tcPr>
-            <w:tcW w:type="dxa" w:w="2880"/>
-          </w:tcPr>
-          <w:p>
-            <w:r>
-              <w:t>含CSRF Token+限流提示</w:t>
-            </w:r>
-          </w:p>
-        </w:tc>
-      </w:tr>
-      <w:tr>
-        <w:tc>
-          <w:tcPr>
-            <w:tcW w:type="dxa" w:w="2880"/>
-          </w:tcPr>
-          <w:p>
-            <w:r>
-              <w:t>templates/register.html</w:t>
-            </w:r>
-          </w:p>
-        </w:tc>
-        <w:tc>
-          <w:tcPr>
-            <w:tcW w:type="dxa" w:w="2880"/>
-          </w:tcPr>
-          <w:p>
-            <w:r>
-              <w:t>注册页</w:t>
-            </w:r>
-          </w:p>
-        </w:tc>
-        <w:tc>
-          <w:tcPr>
-            <w:tcW w:type="dxa" w:w="2880"/>
-          </w:tcPr>
-          <w:p>
-            <w:r>
-              <w:t>含输入校验+CSRF Token</w:t>
-            </w:r>
-          </w:p>
-        </w:tc>
-      </w:tr>
-      <w:tr>
-        <w:tc>
-          <w:tcPr>
-            <w:tcW w:type="dxa" w:w="2880"/>
-          </w:tcPr>
-          <w:p>
-            <w:r>
-              <w:t>templates/profile.html</w:t>
-            </w:r>
-          </w:p>
-        </w:tc>
-        <w:tc>
-          <w:tcPr>
-            <w:tcW w:type="dxa" w:w="2880"/>
-          </w:tcPr>
-          <w:p>
-            <w:r>
-              <w:t>个人中心</w:t>
-            </w:r>
-          </w:p>
-        </w:tc>
-        <w:tc>
-          <w:tcPr>
-            <w:tcW w:type="dxa" w:w="2880"/>
-          </w:tcPr>
-          <w:p>
-            <w:r>
-              <w:t>安全信息展示</w:t>
-            </w:r>
-          </w:p>
-        </w:tc>
-      </w:tr>
-      <w:tr>
-        <w:tc>
-          <w:tcPr>
-            <w:tcW w:type="dxa" w:w="2880"/>
-          </w:tcPr>
-          <w:p>
-            <w:r>
-              <w:t>templates/profile_edit.html</w:t>
-            </w:r>
-          </w:p>
-        </w:tc>
-        <w:tc>
-          <w:tcPr>
-            <w:tcW w:type="dxa" w:w="2880"/>
-          </w:tcPr>
-          <w:p>
-            <w:r>
-              <w:t>编辑个人信息</w:t>
-            </w:r>
-          </w:p>
-        </w:tc>
-        <w:tc>
-          <w:tcPr>
-            <w:tcW w:type="dxa" w:w="2880"/>
-          </w:tcPr>
-          <w:p>
-            <w:r>
-              <w:t>含CSRF Token</w:t>
-            </w:r>
-          </w:p>
-        </w:tc>
-      </w:tr>
-      <w:tr>
-        <w:tc>
-          <w:tcPr>
-            <w:tcW w:type="dxa" w:w="2880"/>
-          </w:tcPr>
-          <w:p>
-            <w:r>
-              <w:t>templates/change_password.html</w:t>
-            </w:r>
-          </w:p>
-        </w:tc>
-        <w:tc>
-          <w:tcPr>
-            <w:tcW w:type="dxa" w:w="2880"/>
-          </w:tcPr>
-          <w:p>
-            <w:r>
-              <w:t>修改密码</w:t>
-            </w:r>
-          </w:p>
-        </w:tc>
-        <w:tc>
-          <w:tcPr>
-            <w:tcW w:type="dxa" w:w="2880"/>
-          </w:tcPr>
-          <w:p>
-            <w:r>
-              <w:t>含CSRF Token</w:t>
-            </w:r>
-          </w:p>
-        </w:tc>
-      </w:tr>
-      <w:tr>
-        <w:tc>
-          <w:tcPr>
-            <w:tcW w:type="dxa" w:w="2880"/>
-          </w:tcPr>
-          <w:p>
-            <w:r>
-              <w:t>templates/admin.html</w:t>
-            </w:r>
-          </w:p>
-        </w:tc>
-        <w:tc>
-          <w:tcPr>
-            <w:tcW w:type="dxa" w:w="2880"/>
-          </w:tcPr>
-          <w:p>
-            <w:r>
-              <w:t>管理面板</w:t>
-            </w:r>
-          </w:p>
-        </w:tc>
-        <w:tc>
-          <w:tcPr>
-            <w:tcW w:type="dxa" w:w="2880"/>
-          </w:tcPr>
-          <w:p>
-            <w:r>
-              <w:t>用户列表+审计日志入口</w:t>
-            </w:r>
-          </w:p>
-        </w:tc>
-      </w:tr>
-      <w:tr>
-        <w:tc>
-          <w:tcPr>
-            <w:tcW w:type="dxa" w:w="2880"/>
-          </w:tcPr>
-          <w:p>
-            <w:r>
-              <w:t>templates/admin_logs.html</w:t>
-            </w:r>
-          </w:p>
-        </w:tc>
-        <w:tc>
-          <w:tcPr>
-            <w:tcW w:type="dxa" w:w="2880"/>
-          </w:tcPr>
-          <w:p>
-            <w:r>
-              <w:t>审计日志</w:t>
-            </w:r>
-          </w:p>
-        </w:tc>
-        <w:tc>
-          <w:tcPr>
-            <w:tcW w:type="dxa" w:w="2880"/>
-          </w:tcPr>
-          <w:p>
-            <w:r>
-              <w:t>最近100条操作记录</w:t>
-            </w:r>
-          </w:p>
-        </w:tc>
-      </w:tr>
-      <w:tr>
-        <w:tc>
-          <w:tcPr>
-            <w:tcW w:type="dxa" w:w="2880"/>
-          </w:tcPr>
-          <w:p>
-            <w:r>
-              <w:t>templates/admin_user_edit.html</w:t>
-            </w:r>
-          </w:p>
-        </w:tc>
-        <w:tc>
-          <w:tcPr>
-            <w:tcW w:type="dxa" w:w="2880"/>
-          </w:tcPr>
-          <w:p>
-            <w:r>
-              <w:t>管理员编辑用户</w:t>
-            </w:r>
-          </w:p>
-        </w:tc>
-        <w:tc>
-          <w:tcPr>
-            <w:tcW w:type="dxa" w:w="2880"/>
-          </w:tcPr>
-          <w:p>
-            <w:r>
-              <w:t>含CSRF Token</w:t>
-            </w:r>
-          </w:p>
-        </w:tc>
-      </w:tr>
-      <w:tr>
-        <w:tc>
-          <w:tcPr>
-            <w:tcW w:type="dxa" w:w="2880"/>
-          </w:tcPr>
-          <w:p>
-            <w:r>
-              <w:t>static/style.css</w:t>
-            </w:r>
-          </w:p>
-        </w:tc>
-        <w:tc>
-          <w:tcPr>
-            <w:tcW w:type="dxa" w:w="2880"/>
-          </w:tcPr>
-          <w:p>
-            <w:r>
-              <w:t>样式文件</w:t>
-            </w:r>
-          </w:p>
-        </w:tc>
-        <w:tc>
-          <w:tcPr>
-            <w:tcW w:type="dxa" w:w="2880"/>
-          </w:tcPr>
-          <w:p>
-            <w:r>
-              <w:t>蓝白简约风格</w:t>
-            </w:r>
-          </w:p>
-        </w:tc>
-      </w:tr>
-      <w:tr>
-        <w:tc>
-          <w:tcPr>
-            <w:tcW w:type="dxa" w:w="2880"/>
-          </w:tcPr>
-          <w:p>
-            <w:r>
-              <w:t>README.md</w:t>
-            </w:r>
-          </w:p>
-        </w:tc>
-        <w:tc>
-          <w:tcPr>
-            <w:tcW w:type="dxa" w:w="2880"/>
-          </w:tcPr>
-          <w:p>
-            <w:r>
-              <w:t>项目文档</w:t>
-            </w:r>
-          </w:p>
-        </w:tc>
-        <w:tc>
-          <w:tcPr>
-            <w:tcW w:type="dxa" w:w="2880"/>
-          </w:tcPr>
-          <w:p>
-            <w:r>
-              <w:t>完整使用说明与安全配置</w:t>
-            </w:r>
-          </w:p>
-        </w:tc>
-      </w:tr>
-      <w:tr>
-        <w:tc>
-          <w:tcPr>
-            <w:tcW w:type="dxa" w:w="2880"/>
-          </w:tcPr>
-          <w:p>
-            <w:r>
-              <w:t>requirements.txt</w:t>
-            </w:r>
-          </w:p>
-        </w:tc>
-        <w:tc>
-          <w:tcPr>
-            <w:tcW w:type="dxa" w:w="2880"/>
-          </w:tcPr>
-          <w:p>
-            <w:r>
-              <w:t>依赖清单</w:t>
-            </w:r>
-          </w:p>
-        </w:tc>
-        <w:tc>
-          <w:tcPr>
-            <w:tcW w:type="dxa" w:w="2880"/>
-          </w:tcPr>
-          <w:p>
-            <w:r>
-              <w:t>flask, bcrypt</w:t>
-            </w:r>
-          </w:p>
-        </w:tc>
-      </w:tr>
-    </w:tbl>
-    <w:p/>
     <w:p>
       <w:r>
-        <w:rPr>
-          <w:b/>
-        </w:rPr>
-        <w:t>仓库地址：</w:t>
+        <w:t>核心文件：app.py（安全加固版）、templates/（9 个模板）、static/style.css、README.md</w:t>
       </w:r>
+    </w:p>
+    <w:p>
       <w:r>
-        <w:t>https://github.com/ee0817/Day2</w:t>
+        <w:t>功能列表：用户注册、个人中心、管理员编辑、审计日志、CSRF 防护、登录限流、安全响应头、Cookie 加固</w:t>
       </w:r>
     </w:p>
     <w:p>
@@ -3127,32 +2342,27 @@
     </w:p>
     <w:p>
       <w:r>
-        <w:t>1. 启用 HTTPS：建议配置 Nginx 反向代理并申请 SSL 证书（如 Let's Encrypt），将 SESSION_COOKIE_SECURE 设为 True，防止中间人攻击和会话劫持。</w:t>
+        <w:t>1. 启用 HTTPS：配置 Nginx + SSL 证书（如 Let's Encrypt），开启 SESSION_COOKIE_SECURE</w:t>
       </w:r>
     </w:p>
     <w:p>
       <w:r>
-        <w:t>2. 生产部署：使用 Gunicorn + Nginx 替代 Flask 开发服务器，关闭 debug 模式，绑定内网 IP。</w:t>
+        <w:t>2. 生产部署：使用 Gunicorn + Nginx 替代 Flask 开发服务器</w:t>
       </w:r>
     </w:p>
     <w:p>
       <w:r>
-        <w:t>3. 验证码机制：建议集成 reCAPTCHA 或自建图形验证码，进一步增强防暴力破解能力。当前的内存限流是基础防护，生产环境可改用 Redis 实现分布式限流。</w:t>
+        <w:t>3. 集成验证码：如 reCAPTCHA，进一步增强防暴力破解</w:t>
       </w:r>
     </w:p>
     <w:p>
       <w:r>
-        <w:t>4. 密码策略强化：当前要求 8 位以上含大小写数字，可进一步集成 zxcvbn 密码强度评估库，提供实时密码强度反馈。</w:t>
+        <w:t>4. 密码策略：可集成 zxcvbn 库评估密码强度</w:t>
       </w:r>
     </w:p>
     <w:p>
       <w:r>
-        <w:t>5. 依赖更新：定期使用 pip-audit、safety 或 GitHub Dependabot 扫描依赖库漏洞，确保 flask、bcrypt 等库为最新安全版本。</w:t>
-      </w:r>
-    </w:p>
-    <w:p>
-      <w:r>
-        <w:t>6. 权限分层：当前为 admin/user 双角色，后续可扩展为多级管理员体系。对管理员的高敏感操作（如提权、删除用户）增加二次身份确认。</w:t>
+        <w:t>5. 依赖更新：定期用 pip-audit 或 Dependabot 扫描依赖漏洞</w:t>
       </w:r>
     </w:p>
     <w:p/>
@@ -3540,6 +2750,9 @@
     <w:name w:val="Normal"/>
     <w:qFormat/>
     <w:rsid w:val="00FC693F"/>
+    <w:rPr>
+      <w:sz w:val="22"/>
+    </w:rPr>
   </w:style>
   <w:style w:type="paragraph" w:styleId="Header">
     <w:name w:val="header"/>
